--- a/templates/motion-webex.docx
+++ b/templates/motion-webex.docx
@@ -3125,6 +3125,14 @@
       </w:r>
       <w:r>
         <w:t xml:space="preserve"> as follows:</w:t>
+      </w:r>
+    </w:p>
+    <w:p>
+      <w:pPr>
+        <w:pStyle w:val="ListParagraphTRF"/>
+      </w:pPr>
+      <w:r>
+        <w:t>The practice of calendaring an extraordinary number of cases on a single date places severe strain on the physical and operational capacity of the courthouse—taxing available staff, overwhelming security screening and entry, and exceeding the space and seating the facility can reasonably accommodate.</w:t>
       </w:r>
     </w:p>
     <w:p>

--- a/templates/motion-webex.docx
+++ b/templates/motion-webex.docx
@@ -3179,6 +3179,17 @@
       </w:r>
       <w:r>
         <w:t>llowing Respondent to appear via Webex would facilitate greater efficiency and minimize disruption to her academic schedule, while still ensuring full participation in the proceedings.</w:t>
+      </w:r>
+      <w:r>
+        <w:t xml:space="preserve"> </w:t>
+      </w:r>
+    </w:p>
+    <w:p>
+      <w:pPr>
+        <w:pStyle w:val="ListParagraphTRF"/>
+      </w:pPr>
+      <w:r>
+        <w:t>The current consolidated, high-volume master calendar setting places substantial strain on the courthouse’s operational capacity—available staff, security and entry screening, and physical space and seating. These conditions are not conducive to the careful presentation of live testimony, and they compound the difficulty of accommodating witnesses who must appear from abroad.</w:t>
       </w:r>
       <w:r>
         <w:t xml:space="preserve"> </w:t>
